--- a/por/docx/11.content.docx
+++ b/por/docx/11.content.docx
@@ -11,6 +11,15 @@
         <w:pStyle w:val="Heading2"/>
       </w:pPr>
       <w:r>
+        <w:t>Resource: Notas de Estudo (Tyndale)</w:t>
+      </w:r>
+      <w:r/>
+    </w:p>
+    <w:p>
+      <w:pPr>
+        <w:pStyle w:val="Heading2"/>
+      </w:pPr>
+      <w:r>
         <w:t>License Information</w:t>
       </w:r>
       <w:r/>
@@ -21,7 +30,7 @@
         <w:rPr>
           <w:b/>
         </w:rPr>
-        <w:t>Study Notes (Tyndale)</w:t>
+        <w:t>Notas de Estudo (Tyndale)</w:t>
       </w:r>
       <w:r>
         <w:t xml:space="preserve"> (Portuguese) is based on</w:t>
@@ -74,7 +83,7 @@
         <w:pStyle w:val="Heading1"/>
       </w:pPr>
       <w:r>
-        <w:t>Study Notes (Tyndale)</w:t>
+        <w:t>Notas de Estudo (Tyndale)</w:t>
       </w:r>
     </w:p>
     <w:p>
@@ -83,6 +92,51 @@
           <w:headerReference w:type="even" r:id="rId8"/>
           <w:headerReference w:type="default" r:id="rId9"/>
           <w:footerReference w:type="default" r:id="rId10"/>
+          <w:footnotePr>
+            <w:numRestart w:val="eachSect"/>
+          </w:footnotePr>
+          <w:type w:val="continuous"/>
+          <w:pgSz w:w="12240" w:h="15840" w:code="1"/>
+          <w:pgMar w:top="1440" w:right="1440" w:bottom="1440" w:left="1440" w:header="504" w:footer="504" w:gutter="0"/>
+          <w:cols w:space="708"/>
+          <w:titlePg/>
+          <w:docGrid w:linePitch="360"/>
+        </w:sectPr>
+      </w:pPr>
+    </w:p>
+    <w:p>
+      <w:r/>
+    </w:p>
+    <w:p>
+      <w:pPr>
+        <w:pStyle w:val="Heading2"/>
+      </w:pPr>
+      <w:r>
+        <w:t>1KI</w:t>
+      </w:r>
+      <w:r/>
+    </w:p>
+    <w:p>
+      <w:r/>
+      <w:r>
+        <w:rPr>
+          <w:i/>
+        </w:rPr>
+        <w:t>1 Reis 1.1–3, 1 Reis 1.1–2.12, 1 Reis 1.5–6, 1 Reis 1.7, 1 Reis 1.8, 1 Reis 1.9, 1 Reis 1.11–14, 1 Reis 1.28–30, 1 Reis 1.31–32, 1 Reis 1.33, 1 Reis 1.34, 1 Reis 1.35, 1 Reis 1.38, 1 Reis 1.39, 1 Reis 1.40–41, 1 Reis 1.42–49, 1 Reis 1.50–53, 1 Reis 2.1–12, 1 Reis 2.2, 1 Reis 2.2–4, 1 Reis 2.5–6, 1 Reis 2.7, 1 Reis 2.7–9, 1 Reis 2.8, 1 Reis 2.10–12, 1 Reis 2.13–15, 1 Reis 2.16–18, 1 Reis 2.19–21, 1 Reis 2.22–25, 1 Reis 2.26–27, 1 Reis 2.26–35, 1 Reis 2.28–29, 1 Reis 2.36–38, 1 Reis 2.39–46, 1 Reis 3.1, 1 Reis 3.2–3, 1 Reis 3.4, 1 Reis 3.4–15, 1 Reis 3.6, 1 Reis 3.7–9, 1 Reis 3.10–12, 1 Reis 3.15, 1 Reis 3.16, 1 Reis 3.16–28, 1 Reis 3.28, 1 Reis 4.2, 1 Reis 4.3, 1 Reis 4:4, 1 Reis 4.5, 1 Reis 4.6, 1 Reis 4.7–19, 1 Reis 4.20–21, 1 Reis 4.22–23, 1 Reis 4.24–25, 1 Reis 4.26, 1 Reis 4.29–30, 1 Reis 4.31, 1 Reis 4.32–34, 1 Reis 5.1–18, 1 Reis 5.2–6, 1 Reis 5.3, 1 Reis 5.4–5, 1 Reis 5.6, 1 Reis 5.7, 1 Reis 5.7–12, 1 Reis 5.13, 1 Reis 5.13–18, 1 Reis 5.16, 1 Reis 5.17–18, 1 Reis 6.1, 1 Reis 6.1–8.66, 1 Reis 6.2, 1 Reis 6.3–4, 1 Reis 6.11–13, 1 Reis 6.14–35, 1 Reis 6.15–18, 1 Reis 6.19–22, 1 Reis 6.23–28, 1 Reis 6.36–38, 1 Reis 6.38, 1 Reis 7.1–12, 1 Reis 7.2–5, 1 Reis 7.6–8, 1 Reis 7.9–11, 1 Reis 7.12, 1 Reis 7.13–14, 1 Reis 7.15–22, 1 Reis 7.23–26, 1 Reis 7.27–39, 1 Reis 7.40–45, 1 Reis 7.46–47, 1 Reis 7.48–49, 1 Reis 7.50–51, 1 Reis 8.1, 1 Reis 8.1–66, 1 Reis 8.2, 1 Reis 8.3–4, 1 Reis 8.5, 1 Reis 8.8, 1 Reis 8.9, 1 Reis 8.10–11, 1 Reis 8.12–13, 1 Reis 8.12–21, 1 Reis 8.14–16, 1 Reis 8.22, 1 Reis 8.22–61, 1 Reis 8.23–26, 1 Reis 8.29–51, 1 Reis 8.31–32, 1 Reis 8.33–34, 1 Reis 8.35–36, 1 Reis 8.37–40, 1 Reis 8.41–43, 1 Reis 8.44–45, 1 Reis 8.46–51, 1 Reis 8.52–53, 1 Reis 8.54–56, 1 Reis 8.57–61, 1 Reis 8.62–66, 1 Reis 8.65, 1 Reis 9.2, 1 Reis 9.3–9, 1 Reis 9.10–14, 1 Reis 9.15, 1 Reis 9.15–24, 1 Reis 9.16, 1 Reis 9.17–18, 1 Reis 9,20–23, 1 Reis 9.21, 1 Reis 9.24, 1 Reis 9.25, 1 Reis 9.26–28, 1 Reis 10.1, 1 Reis 10.1–13, 1 Reis 10.2, 1 Reis 10.3–5, 1 Reis 10.6–9, 1 Reis 10.10–12, 1 Reis 10.11, 1 Reis 10.13, 1 Reis 10.14–15, 1 Reis 10.14–29, 1 Reis 10.16–17, 1 Reis 10.18–21, 1 Reis 10.22, 1 Reis 10.26, 1 Reis 10.28–29, 1 Reis 11.1–3, 1 Reis 11.4–8, 1 Reis 11.5, 1 Reis 11.7, 1 Reis 11.9–10, 1 Reis 11.11–13, 1 Reis 11.14–22, 1 Reis 11.14–40, 1 Reis 11.23–25, 1 Reis 11.26–40, 1 Reis 11.27–28, 1 Reis 11.29–32, 1 Reis 11.29–39, 1 Reis 11.34, 1 Reis 11.34–39, 1 Reis 11.36, 1 Reis 11.38, 1 Reis 11.39, 1 Reis 11.40, 1 Reis 11.41–43, 1 Reis 12.1, 1 Reis 12.4, 1 Reis 12.5, 1 Reis 12.6–7, 1 Reis 12.8–10, 1 Reis 12.11, 1 Reis 12.12–17, 1 Reis 12.18, 1 Reis 12.21–24, 1 Reis 12.25, 1 Reis 12.25–33, 1 Reis 12.26–27, 1 Reis 12.28, 1 Reis 12.29–30, 1 Reis 12.31, 1 Reis 12:32–33, 1 Reis 13.1–10, 1 Reis 13.3, 1 Reis 13.4–5, 1 Reis 13.6, 1 Reis 13.7, 1 Reis 13.11–19, 1 Reis 13.20–22, 1 Reis 13.23–26, 1 Reis 13.30, 1 Reis 13.32, 1 Reis 13.33–34, 1 Reis 14.2, 1 Reis 14.3, 1 Reis 14.5, 1 Reis 14.7, 1 Reis 14.8–9, 1 Reis 14.11, 1 Reis 14.14, 1 Reis 14.15, 1 Reis 14.17–18, 1 Reis 14.19–20, 1 Reis 14.21, 1 Reis 14.21–31, 1 Reis 14.22, 1 Reis 14.23–24, 1 Reis 14.25, 1 Reis 14.26–28, 1 Reis 14.29–31, 1 Reis 15.1, 1 Reis 15.1–8, 1 Reis 15.2, 1 Reis 15.3–5, 1 Reis 15.6, 1 Reis 15.7, 1 Reis 15.9, 1 Reis 15.10, 1 Reis 15.11–13, 1 Reis 15.14–15, 1 Reis 15.16, 1 Reis 15.17, 1 Reis 15.18–19, 1 Reis 15.20–22, 1 Reis 15.23, 1 Reis 15.25–31, 1 Reis 15.27–29, 1 Reis 15.30–31, 1 Reis 15.32–34, 1 Reis 16.1, 1 Reis 16.2–4, 1 Reis 16.5–7, 1 Reis 16.9–10, 1 Reis 16.11–12, 1 Reis 16.15–17, 1 Reis 16.18–19, 1 Reis 16.21–22, 1 Reis 16.23, 1 Reis 16.24, 1 Reis 16.25–26, 1 Reis 16.27–28, 1 Reis 16.31–33, 1 Reis 16.34, 1 Reis 17.1, 1 Reis 17.1–19.21, 1 Reis 17.2–7, 1 Reis 17.9–11, 1 Reis 17.9–16, 1 Reis 17.12, 1 Reis 17.13–14, 1 Reis 17.15–16, 1 Reis 17.17, 1 Reis 17.17–24, 1 Reis 17.18, 1 Reis 17.19, 1 Reis 17.20, 1 Reis 17.21, 1 Reis 17.22–24, 1 Reis 18.2, 1 Reis 18.3–6, 1 Reis 18.4, 1 Reis 18.10, 1 Reis 18.12–15, 1 Reis 18.16–18, 1 Reis 18.19–20, 1 Reis 18.21, 1 Reis 18.22, 1 Reis 18.23–24, 1 Reis 18.27, 1 Reis 18.28–29, 1 Reis 18.31–32, 1 Reis 18.33–35, 1 Reis 18.36, 1 Reis 18.37, 1 Reis 18.38–39, 1 Reis 18.41–45, 1 Reis 18.46, 1 Reis 19.2, 1 Reis 19.3, 1 Reis 19.4, 1 Reis 19.5–7, 1 Reis 19.8, 1 Reis 19.9–10, 1 Reis 19.11–12, 1 Reis 19.13–14, 1 Reis 19.15–17, 1 Reis 19.18, 1 Reis 19.19, 1 Reis 19.19–21, 1 Reis 19.21, 1 Reis 20.1, 1 Reis 20.2–4, 1 Reis 20.7–9, 1 Reis 20.10–11, 1 Reis 20.12, 1 Reis 20.13–16, 1 Reis 20.13–34, 1 Reis 20.17, 1 Reis 20.20–22, 1 Reis 20.23, 1 Reis 20.24–25, 1 Reis 20.26, 1 Reis 20.27–30, 1 Reis 20.31, 1 Reis 20.32–33, 1 Reis 20.34, 1 Reis 20.35–43, 1 Reis 20.36, 1 Reis 20.42, 1 Reis 20.42–43, 1 Reis 21.1, 1 Reis 21.1–16, 1 Reis 21.2–3, 1 Reis 21.4, 1 Reis 21.7, 1 Reis 21.8–9, 1 Reis 21:10, 1 Reis 21.13–14, 1 Reis 21.17–22, 1 Reis 21.25–26, 1 Reis 21.27–29, 1 Reis 22.1, 1 Reis 22.2–4, 1 Reis 22.5–9, 1 Reis 22.10, 1 Reis 22.13–14, 1 Reis 22.15–16, 1 Reis 22.17, 1 Reis 22.19–23, 1 Reis 22.24–25, 1 Reis 22.29–33, 1 Reis 22.34–36, 1 Reis 22.37–38, 1 Reis 22.39–40, 1 Reis 22.41–50, 1 Reis 22.43–44, 1 Reis 22.46, 1 Reis 22.47, 1 Reis 22.48–49, 1 Reis 22.51–53</w:t>
+      </w:r>
+      <w:r/>
+    </w:p>
+    <w:p>
+      <w:r/>
+      <w:r>
+        <w:t xml:space="preserve"> </w:t>
+      </w:r>
+      <w:r/>
+      <w:r/>
+    </w:p>
+    <w:p>
+      <w:pPr>
+        <w:sectPr>
           <w:footnotePr>
             <w:numRestart w:val="eachSect"/>
           </w:footnotePr>

--- a/por/docx/11.content.docx
+++ b/por/docx/11.content.docx
@@ -163,13 +163,6 @@
         <w:rPr>
           <w:lang w:val="pt_PT" w:bidi="pt_PT"/>
         </w:rPr>
-      </w:r>
-      <w:r>
-        <w:rPr>
-          <w:i/>
-          <w:lang w:val="pt_PT" w:bidi="pt_PT"/>
-        </w:rPr>
-        <w:t>1 Reis 1.1–3, 1 Reis 1.1–2.12, 1 Reis 1.5–6, 1 Reis 1.7, 1 Reis 1.8, 1 Reis 1.9, 1 Reis 1.11–14, 1 Reis 1.28–30, 1 Reis 1.31–32, 1 Reis 1.33, 1 Reis 1.34, 1 Reis 1.35, 1 Reis 1.38, 1 Reis 1.39, 1 Reis 1.40–41, 1 Reis 1.42–49, 1 Reis 1.50–53, 1 Reis 2.1–12, 1 Reis 2.2, 1 Reis 2.2–4, 1 Reis 2.5–6, 1 Reis 2.7, 1 Reis 2.7–9, 1 Reis 2.8, 1 Reis 2.10–12, 1 Reis 2.13–15, 1 Reis 2.16–18, 1 Reis 2.19–21, 1 Reis 2.22–25, 1 Reis 2.26–27, 1 Reis 2.26–35, 1 Reis 2.28–29, 1 Reis 2.36–38, 1 Reis 2.39–46, 1 Reis 3.1, 1 Reis 3.2–3, 1 Reis 3.4, 1 Reis 3.4–15, 1 Reis 3.6, 1 Reis 3.7–9, 1 Reis 3.10–12, 1 Reis 3.15, 1 Reis 3.16, 1 Reis 3.16–28, 1 Reis 3.28, 1 Reis 4.2, 1 Reis 4.3, 1 Reis 4:4, 1 Reis 4.5, 1 Reis 4.6, 1 Reis 4.7–19, 1 Reis 4.20–21, 1 Reis 4.22–23, 1 Reis 4.24–25, 1 Reis 4.26, 1 Reis 4.29–30, 1 Reis 4.31, 1 Reis 4.32–34, 1 Reis 5.1–18, 1 Reis 5.2–6, 1 Reis 5.3, 1 Reis 5.4–5, 1 Reis 5.6, 1 Reis 5.7, 1 Reis 5.7–12, 1 Reis 5.13, 1 Reis 5.13–18, 1 Reis 5.16, 1 Reis 5.17–18, 1 Reis 6.1, 1 Reis 6.1–8.66, 1 Reis 6.2, 1 Reis 6.3–4, 1 Reis 6.11–13, 1 Reis 6.14–35, 1 Reis 6.15–18, 1 Reis 6.19–22, 1 Reis 6.23–28, 1 Reis 6.36–38, 1 Reis 6.38, 1 Reis 7.1–12, 1 Reis 7.2–5, 1 Reis 7.6–8, 1 Reis 7.9–11, 1 Reis 7.12, 1 Reis 7.13–14, 1 Reis 7.15–22, 1 Reis 7.23–26, 1 Reis 7.27–39, 1 Reis 7.40–45, 1 Reis 7.46–47, 1 Reis 7.48–49, 1 Reis 7.50–51, 1 Reis 8.1, 1 Reis 8.1–66, 1 Reis 8.2, 1 Reis 8.3–4, 1 Reis 8.5, 1 Reis 8.8, 1 Reis 8.9, 1 Reis 8.10–11, 1 Reis 8.12–13, 1 Reis 8.12–21, 1 Reis 8.14–16, 1 Reis 8.22, 1 Reis 8.22–61, 1 Reis 8.23–26, 1 Reis 8.29–51, 1 Reis 8.31–32, 1 Reis 8.33–34, 1 Reis 8.35–36, 1 Reis 8.37–40, 1 Reis 8.41–43, 1 Reis 8.44–45, 1 Reis 8.46–51, 1 Reis 8.52–53, 1 Reis 8.54–56, 1 Reis 8.57–61, 1 Reis 8.62–66, 1 Reis 8.65, 1 Reis 9.2, 1 Reis 9.3–9, 1 Reis 9.10–14, 1 Reis 9.15, 1 Reis 9.15–24, 1 Reis 9.16, 1 Reis 9.17–18, 1 Reis 9,20–23, 1 Reis 9.21, 1 Reis 9.24, 1 Reis 9.25, 1 Reis 9.26–28, 1 Reis 10.1, 1 Reis 10.1–13, 1 Reis 10.2, 1 Reis 10.3–5, 1 Reis 10.6–9, 1 Reis 10.10–12, 1 Reis 10.11, 1 Reis 10.13, 1 Reis 10.14–15, 1 Reis 10.14–29, 1 Reis 10.16–17, 1 Reis 10.18–21, 1 Reis 10.22, 1 Reis 10.26, 1 Reis 10.28–29, 1 Reis 11.1–3, 1 Reis 11.4–8, 1 Reis 11.5, 1 Reis 11.7, 1 Reis 11.9–10, 1 Reis 11.11–13, 1 Reis 11.14–22, 1 Reis 11.14–40, 1 Reis 11.23–25, 1 Reis 11.26–40, 1 Reis 11.27–28, 1 Reis 11.29–32, 1 Reis 11.29–39, 1 Reis 11.34, 1 Reis 11.34–39, 1 Reis 11.36, 1 Reis 11.38, 1 Reis 11.39, 1 Reis 11.40, 1 Reis 11.41–43, 1 Reis 12.1, 1 Reis 12.4, 1 Reis 12.5, 1 Reis 12.6–7, 1 Reis 12.8–10, 1 Reis 12.11, 1 Reis 12.12–17, 1 Reis 12.18, 1 Reis 12.21–24, 1 Reis 12.25, 1 Reis 12.25–33, 1 Reis 12.26–27, 1 Reis 12.28, 1 Reis 12.29–30, 1 Reis 12.31, 1 Reis 12:32–33, 1 Reis 13.1–10, 1 Reis 13.3, 1 Reis 13.4–5, 1 Reis 13.6, 1 Reis 13.7, 1 Reis 13.11–19, 1 Reis 13.20–22, 1 Reis 13.23–26, 1 Reis 13.30, 1 Reis 13.32, 1 Reis 13.33–34, 1 Reis 14.2, 1 Reis 14.3, 1 Reis 14.5, 1 Reis 14.7, 1 Reis 14.8–9, 1 Reis 14.11, 1 Reis 14.14, 1 Reis 14.15, 1 Reis 14.17–18, 1 Reis 14.19–20, 1 Reis 14.21, 1 Reis 14.21–31, 1 Reis 14.22, 1 Reis 14.23–24, 1 Reis 14.25, 1 Reis 14.26–28, 1 Reis 14.29–31, 1 Reis 15.1, 1 Reis 15.1–8, 1 Reis 15.2, 1 Reis 15.3–5, 1 Reis 15.6, 1 Reis 15.7, 1 Reis 15.9, 1 Reis 15.10, 1 Reis 15.11–13, 1 Reis 15.14–15, 1 Reis 15.16, 1 Reis 15.17, 1 Reis 15.18–19, 1 Reis 15.20–22, 1 Reis 15.23, 1 Reis 15.25–31, 1 Reis 15.27–29, 1 Reis 15.30–31, 1 Reis 15.32–34, 1 Reis 16.1, 1 Reis 16.2–4, 1 Reis 16.5–7, 1 Reis 16.9–10, 1 Reis 16.11–12, 1 Reis 16.15–17, 1 Reis 16.18–19, 1 Reis 16.21–22, 1 Reis 16.23, 1 Reis 16.24, 1 Reis 16.25–26, 1 Reis 16.27–28, 1 Reis 16.31–33, 1 Reis 16.34, 1 Reis 17.1, 1 Reis 17.1–19.21, 1 Reis 17.2–7, 1 Reis 17.9–11, 1 Reis 17.9–16, 1 Reis 17.12, 1 Reis 17.13–14, 1 Reis 17.15–16, 1 Reis 17.17, 1 Reis 17.17–24, 1 Reis 17.18, 1 Reis 17.19, 1 Reis 17.20, 1 Reis 17.21, 1 Reis 17.22–24, 1 Reis 18.2, 1 Reis 18.3–6, 1 Reis 18.4, 1 Reis 18.10, 1 Reis 18.12–15, 1 Reis 18.16–18, 1 Reis 18.19–20, 1 Reis 18.21, 1 Reis 18.22, 1 Reis 18.23–24, 1 Reis 18.27, 1 Reis 18.28–29, 1 Reis 18.31–32, 1 Reis 18.33–35, 1 Reis 18.36, 1 Reis 18.37, 1 Reis 18.38–39, 1 Reis 18.41–45, 1 Reis 18.46, 1 Reis 19.2, 1 Reis 19.3, 1 Reis 19.4, 1 Reis 19.5–7, 1 Reis 19.8, 1 Reis 19.9–10, 1 Reis 19.11–12, 1 Reis 19.13–14, 1 Reis 19.15–17, 1 Reis 19.18, 1 Reis 19.19, 1 Reis 19.19–21, 1 Reis 19.21, 1 Reis 20.1, 1 Reis 20.2–4, 1 Reis 20.7–9, 1 Reis 20.10–11, 1 Reis 20.12, 1 Reis 20.13–16, 1 Reis 20.13–34, 1 Reis 20.17, 1 Reis 20.20–22, 1 Reis 20.23, 1 Reis 20.24–25, 1 Reis 20.26, 1 Reis 20.27–30, 1 Reis 20.31, 1 Reis 20.32–33, 1 Reis 20.34, 1 Reis 20.35–43, 1 Reis 20.36, 1 Reis 20.42, 1 Reis 20.42–43, 1 Reis 21.1, 1 Reis 21.1–16, 1 Reis 21.2–3, 1 Reis 21.4, 1 Reis 21.7, 1 Reis 21.8–9, 1 Reis 21:10, 1 Reis 21.13–14, 1 Reis 21.17–22, 1 Reis 21.25–26, 1 Reis 21.27–29, 1 Reis 22.1, 1 Reis 22.2–4, 1 Reis 22.5–9, 1 Reis 22.10, 1 Reis 22.13–14, 1 Reis 22.15–16, 1 Reis 22.17, 1 Reis 22.19–23, 1 Reis 22.24–25, 1 Reis 22.29–33, 1 Reis 22.34–36, 1 Reis 22.37–38, 1 Reis 22.39–40, 1 Reis 22.41–50, 1 Reis 22.43–44, 1 Reis 22.46, 1 Reis 22.47, 1 Reis 22.48–49, 1 Reis 22.51–53</w:t>
       </w:r>
       <w:r>
         <w:rPr>

--- a/por/docx/11.content.docx
+++ b/por/docx/11.content.docx
@@ -150,19 +150,6 @@
           <w:lang w:val="pt_PT" w:bidi="pt_PT"/>
         </w:rPr>
         <w:t>1KI</w:t>
-      </w:r>
-      <w:r>
-        <w:rPr>
-          <w:lang w:val="pt_PT" w:bidi="pt_PT"/>
-        </w:rPr>
-      </w:r>
-    </w:p>
-    <w:p>
-      <w:pPr/>
-      <w:r>
-        <w:rPr>
-          <w:lang w:val="pt_PT" w:bidi="pt_PT"/>
-        </w:rPr>
       </w:r>
       <w:r>
         <w:rPr>

--- a/por/docx/11.content.docx
+++ b/por/docx/11.content.docx
@@ -19,7 +19,7 @@
         <w:rPr>
           <w:lang w:val="pt_PT" w:bidi="pt_PT"/>
         </w:rPr>
-        <w:t>Resource: Notas de Estudo (Tyndale)</w:t>
+        <w:t>Resource: Tyndale Open Study Notes</w:t>
       </w:r>
       <w:r>
         <w:rPr>
@@ -112,7 +112,7 @@
         <w:rPr>
           <w:lang w:val="pt_PT" w:bidi="pt_PT"/>
         </w:rPr>
-        <w:t>Notas de Estudo (Tyndale)</w:t>
+        <w:t>Tyndale Open Study Notes</w:t>
       </w:r>
     </w:p>
     <w:p>

--- a/por/docx/11.content.docx
+++ b/por/docx/11.content.docx
@@ -19,7 +19,7 @@
         <w:rPr>
           <w:lang w:val="pt_PT" w:bidi="pt_PT"/>
         </w:rPr>
-        <w:t>Resource: Tyndale Open Study Notes</w:t>
+        <w:t>Resource: Aquifer Open Study Notes</w:t>
       </w:r>
       <w:r>
         <w:rPr>
@@ -112,7 +112,7 @@
         <w:rPr>
           <w:lang w:val="pt_PT" w:bidi="pt_PT"/>
         </w:rPr>
-        <w:t>Tyndale Open Study Notes</w:t>
+        <w:t>Aquifer Open Study Notes</w:t>
       </w:r>
     </w:p>
     <w:p>
